--- a/Tailored_CVs/Shinoy_ALTEN_Test_Automation_Engineer.docx
+++ b/Tailored_CVs/Shinoy_ALTEN_Test_Automation_Engineer.docx
@@ -70,7 +70,7 @@
           <w:b w:val="0"/>
           <w:sz w:val="19"/>
         </w:rPr>
-        <w:t>I have over 8 years of experience building scalable test automation frameworks using Playwright and Java Selenium. In my recent work, I integrated test suites into CI/CD pipelines and used Gemini Code Assist to streamline test generation. I look forward to supporting your team in Eindhoven.</w:t>
+        <w:t>I am a QA automation engineer with over 8 years of experience building scalable testing frameworks using Playwright and Java Selenium. I have a strong background in integrating automated test suites into CI/CD pipelines and validating APIs within complex architectures. Currently holding a valid EU residence permit in the Netherlands, I am looking forward to contributing to ALTEN's engineering projects in Eindhoven.</w:t>
       </w:r>
     </w:p>
     <w:p>
@@ -288,7 +288,7 @@
           <w:b w:val="0"/>
           <w:sz w:val="18"/>
         </w:rPr>
-        <w:t>▸ Designed and maintained scalable test automation frameworks for functional and endtoend validation across complex microservices.</w:t>
+        <w:t>▸ Designed, developed, and maintained automated test scripts for functional, integration, and endtoend validation using Playwright and Java Selenium.</w:t>
       </w:r>
     </w:p>
     <w:p>
@@ -301,7 +301,7 @@
           <w:b w:val="0"/>
           <w:sz w:val="18"/>
         </w:rPr>
-        <w:t>▸ Migrated Selenium frameworks to Playwright TypeScript for credit workflows, boosting execution efficiency by 20%.</w:t>
+        <w:t>▸ Migrated legacy SeleniumJava test frameworks to Playwright TypeScript for microservices workflows, boosting execution efficiency by 20%.</w:t>
       </w:r>
     </w:p>
     <w:p>
@@ -314,7 +314,7 @@
           <w:b w:val="0"/>
           <w:sz w:val="18"/>
         </w:rPr>
-        <w:t>▸ Integrated automated test regression suites into Jenkins CI/CD pipelines while provisioning underlying test environments using Terraform and AWS.</w:t>
+        <w:t>▸ Implemented CI/CD pipelines and ran scheduled automated regression test builds using Jenkins and Git.</w:t>
       </w:r>
     </w:p>
     <w:p>
@@ -327,7 +327,7 @@
           <w:b w:val="0"/>
           <w:sz w:val="18"/>
         </w:rPr>
-        <w:t>▸ Streamlined test generation scripts and deployment workflows utilizing AI tools like Gemini Code Assist.</w:t>
+        <w:t>▸ Streamlined complex test generation and deployment scripts by utilizing AI tools like Gemini Code Assist.</w:t>
       </w:r>
     </w:p>
     <w:p>

--- a/Tailored_CVs/Shinoy_ALTEN_Test_Automation_Engineer.docx
+++ b/Tailored_CVs/Shinoy_ALTEN_Test_Automation_Engineer.docx
@@ -70,7 +70,7 @@
           <w:b w:val="0"/>
           <w:sz w:val="19"/>
         </w:rPr>
-        <w:t>I am a QA automation engineer with over 8 years of experience building scalable testing frameworks using Playwright and Java Selenium. I have a strong background in integrating automated test suites into CI/CD pipelines and validating APIs within complex architectures. Currently holding a valid EU residence permit in the Netherlands, I am looking forward to contributing to ALTEN's engineering projects in Eindhoven.</w:t>
+        <w:t>I am a QA automation engineer with over 8 years of experience building scalable test frameworks and CI/CD pipelines. My background includes migrating Selenium suites to Playwright TypeScript for banking clients to improve execution efficiency. I also use tools like Gemini Code Assist to streamline test generation. I am looking forward to contributing to ALTEN's engineering projects.</w:t>
       </w:r>
     </w:p>
     <w:p>
@@ -288,7 +288,7 @@
           <w:b w:val="0"/>
           <w:sz w:val="18"/>
         </w:rPr>
-        <w:t>▸ Designed, developed, and maintained automated test scripts for functional, integration, and endtoend validation using Playwright and Java Selenium.</w:t>
+        <w:t>▸ Migrated legacy SeleniumJava test suites to Playwright TypeScript for endtoend workflows, improving execution efficiency by 20%.</w:t>
       </w:r>
     </w:p>
     <w:p>
@@ -301,7 +301,7 @@
           <w:b w:val="0"/>
           <w:sz w:val="18"/>
         </w:rPr>
-        <w:t>▸ Migrated legacy SeleniumJava test frameworks to Playwright TypeScript for microservices workflows, boosting execution efficiency by 20%.</w:t>
+        <w:t>▸ Built and maintained scalable test automation frameworks and integrated test execution into Jenkins CI/CD pipelines.</w:t>
       </w:r>
     </w:p>
     <w:p>
@@ -314,7 +314,7 @@
           <w:b w:val="0"/>
           <w:sz w:val="18"/>
         </w:rPr>
-        <w:t>▸ Implemented CI/CD pipelines and ran scheduled automated regression test builds using Jenkins and Git.</w:t>
+        <w:t>▸ Worked closely with development teams and SREs to define test strategies, analyze failures, and reduce defect leakage.</w:t>
       </w:r>
     </w:p>
     <w:p>
@@ -327,7 +327,7 @@
           <w:b w:val="0"/>
           <w:sz w:val="18"/>
         </w:rPr>
-        <w:t>▸ Streamlined complex test generation and deployment scripts by utilizing AI tools like Gemini Code Assist.</w:t>
+        <w:t>▸ Streamlined test generation and deployment scripts by utilizing AI tooling such as Gemini Code Assist.</w:t>
       </w:r>
     </w:p>
     <w:p>

--- a/Tailored_CVs/Shinoy_ALTEN_Test_Automation_Engineer.docx
+++ b/Tailored_CVs/Shinoy_ALTEN_Test_Automation_Engineer.docx
@@ -70,7 +70,7 @@
           <w:b w:val="0"/>
           <w:sz w:val="19"/>
         </w:rPr>
-        <w:t>I am a QA automation engineer with over 8 years of experience building scalable test frameworks and CI/CD pipelines. My background includes migrating Selenium suites to Playwright TypeScript for banking clients to improve execution efficiency. I also use tools like Gemini Code Assist to streamline test generation. I am looking forward to contributing to ALTEN's engineering projects.</w:t>
+        <w:t>I am a QA automation engineer with over 8 years of experience building scalable testing frameworks using Playwright, Selenium, and Python. I have a strong background in integrating automated test suites into CI/CD pipelines and working closely with cross-functional Agile teams. I hold a valid EU residence permit and am based near Amstelveen, ready to contribute to your engineering projects.</w:t>
       </w:r>
     </w:p>
     <w:p>
@@ -288,7 +288,7 @@
           <w:b w:val="0"/>
           <w:sz w:val="18"/>
         </w:rPr>
-        <w:t>▸ Migrated legacy SeleniumJava test suites to Playwright TypeScript for endtoend workflows, improving execution efficiency by 20%.</w:t>
+        <w:t>▸ Designed and maintained test automation frameworks using Playwright and Python for endtoend and functional validation.</w:t>
       </w:r>
     </w:p>
     <w:p>
@@ -301,7 +301,7 @@
           <w:b w:val="0"/>
           <w:sz w:val="18"/>
         </w:rPr>
-        <w:t>▸ Built and maintained scalable test automation frameworks and integrated test execution into Jenkins CI/CD pipelines.</w:t>
+        <w:t>▸ Integrated automated test suites into Jenkins CI/CD pipelines to ensure reliable test execution on deployment builds.</w:t>
       </w:r>
     </w:p>
     <w:p>
@@ -314,7 +314,7 @@
           <w:b w:val="0"/>
           <w:sz w:val="18"/>
         </w:rPr>
-        <w:t>▸ Worked closely with development teams and SREs to define test strategies, analyze failures, and reduce defect leakage.</w:t>
+        <w:t>▸ Investigated test failures and analyzed defects to improve overall test coverage and framework robustness.</w:t>
       </w:r>
     </w:p>
     <w:p>
@@ -327,7 +327,7 @@
           <w:b w:val="0"/>
           <w:sz w:val="18"/>
         </w:rPr>
-        <w:t>▸ Streamlined test generation and deployment scripts by utilizing AI tooling such as Gemini Code Assist.</w:t>
+        <w:t>▸ Streamlined complex test generation and deployment scripts utilizing AI tools like Gemini Code Assist.</w:t>
       </w:r>
     </w:p>
     <w:p>

--- a/Tailored_CVs/Shinoy_ALTEN_Test_Automation_Engineer.docx
+++ b/Tailored_CVs/Shinoy_ALTEN_Test_Automation_Engineer.docx
@@ -70,7 +70,7 @@
           <w:b w:val="0"/>
           <w:sz w:val="19"/>
         </w:rPr>
-        <w:t>I am a QA automation engineer with over 8 years of experience building scalable testing frameworks using Playwright, Selenium, and Python. I have a strong background in integrating automated test suites into CI/CD pipelines and working closely with cross-functional Agile teams. I hold a valid EU residence permit and am based near Amstelveen, ready to contribute to your engineering projects.</w:t>
+        <w:t>I am a QA Automation Engineer with over 8 years of experience building scalable testing frameworks using Playwright and Java Selenium. I have a strong background in integrating automated test suites into CI/CD pipelines and collaborating closely with cross-functional development teams. Currently based near Amsterdam, I hold a valid EU residence permit and am ready to support your upcoming engineering projects.</w:t>
       </w:r>
     </w:p>
     <w:p>
@@ -288,7 +288,7 @@
           <w:b w:val="0"/>
           <w:sz w:val="18"/>
         </w:rPr>
-        <w:t>▸ Designed and maintained test automation frameworks using Playwright and Python for endtoend and functional validation.</w:t>
+        <w:t>▸ Designed and maintained scalable test automation frameworks, migrating legacy Selenium setups to Playwright TypeScript for endtoend credit workflows and boosting execution efficiency by 20%.</w:t>
       </w:r>
     </w:p>
     <w:p>
@@ -301,7 +301,7 @@
           <w:b w:val="0"/>
           <w:sz w:val="18"/>
         </w:rPr>
-        <w:t>▸ Integrated automated test suites into Jenkins CI/CD pipelines to ensure reliable test execution on deployment builds.</w:t>
+        <w:t>▸ Integrated automated test scripts and regression suites into CI/CD pipelines using Jenkins and Git to ensure reliable execution across environments.</w:t>
       </w:r>
     </w:p>
     <w:p>
@@ -314,7 +314,7 @@
           <w:b w:val="0"/>
           <w:sz w:val="18"/>
         </w:rPr>
-        <w:t>▸ Investigated test failures and analyzed defects to improve overall test coverage and framework robustness.</w:t>
+        <w:t>▸ Investigated test failures and analyzed defects during deployment builds to support rootcause analysis and maintain release stability.</w:t>
       </w:r>
     </w:p>
     <w:p>
